--- a/PP-salygos/templates/MVP_LT_SPS.docx
+++ b/PP-salygos/templates/MVP_LT_SPS.docx
@@ -27,7 +27,7 @@
           <w:u w:val="none"/>
           <w:lang w:val="lt-LT"/>
         </w:rPr>
-        <w:t>/ĮMONĖS PAVADINIMAS/</w:t>
+        <w:t>ĮMONĖS PAVADINIMAS</w:t>
       </w:r>
       <w:r>
         <w:rPr>
@@ -136,14 +136,12 @@
       </w:r>
       <w:r>
         <w:rPr>
-          <w:b/>
           <w:rFonts w:ascii="Arial" w:hAnsi="Arial" w:cs="Arial"/>
           <w:i/>
           <w:iCs/>
           <w:sz w:val="20"/>
           <w:szCs w:val="20"/>
           <w:lang w:val="lt-LT"/>
-          <w:u w:val="none"/>
         </w:rPr>
         <w:t>) pirkimas</w:t>
       </w:r>
@@ -183,7 +181,6 @@
             <w:calendar w:val="gregorian"/>
           </w:date>
         </w:sdtPr>
-        <w:sdtEndPr/>
         <w:sdtContent>
           <w:r>
             <w:rPr>
@@ -318,11 +315,6 @@
             <w:listItem w:displayText="Vykdoma neskelbiama apklausa" w:value="Vykdoma neskelbiama apklausa"/>
           </w:comboBox>
         </w:sdtPr>
-        <w:sdtEndPr>
-          <w:rPr>
-            <w:rStyle w:val="Style2"/>
-          </w:rPr>
-        </w:sdtEndPr>
         <w:sdtContent>
           <w:r>
             <w:rPr>
@@ -420,7 +412,6 @@
             <w:listItem w:displayText="elektroniniu paštu" w:value="elektroniniu paštu"/>
           </w:comboBox>
         </w:sdtPr>
-        <w:sdtEndPr/>
         <w:sdtContent>
           <w:r>
             <w:rPr>
@@ -4609,6 +4600,7 @@
           <w:sz w:val="20"/>
           <w:szCs w:val="20"/>
         </w:rPr>
+        <w:lastRenderedPageBreak/>
         <w:t xml:space="preserve">Tiekėjas gali remtis kitų ūkio subjektų pajėgumais tik tuo atveju, jeigu tie subjektai patys vykdys tą Sutarties dalį, kuriai reikia jų turimų pajėgumų; </w:t>
       </w:r>
     </w:p>
@@ -4637,7 +4629,6 @@
           <w:sz w:val="20"/>
           <w:szCs w:val="20"/>
         </w:rPr>
-        <w:lastRenderedPageBreak/>
         <w:t xml:space="preserve">Subtiekėjams šis reikalavimas nekeliamas. </w:t>
       </w:r>
     </w:p>
@@ -5969,6 +5960,7 @@
           <w:sz w:val="20"/>
           <w:szCs w:val="20"/>
         </w:rPr>
+        <w:lastRenderedPageBreak/>
         <w:t>Jei pirkimas laikomas žaliuoju savaime:</w:t>
       </w:r>
     </w:p>
@@ -5988,7 +5980,6 @@
           <w:sz w:val="20"/>
           <w:szCs w:val="20"/>
         </w:rPr>
-        <w:lastRenderedPageBreak/>
         <w:t>Pirkimas laikomas žaliuoju, nes perkama tik nematerialaus pobūdžio (intelektinė) paslauga, nesusijusi su materialaus objekto sukūrimu (Aplinkos ministro įsakymu „Dėl Aplinkos apsaugos kriterijų taikymo, vykdant žaliuosius pirkimus, tvarkos aprašo patvirtinimo“ patvirtinto aprašo 4.4.3 p.)</w:t>
       </w:r>
       <w:r>
@@ -6937,6 +6928,7 @@
           <w:szCs w:val="20"/>
           <w:lang w:eastAsia="lt-LT"/>
         </w:rPr>
+        <w:lastRenderedPageBreak/>
         <w:t>[suformuluoti atitikimo taisyklę]</w:t>
       </w:r>
       <w:commentRangeEnd w:id="21"/>
@@ -7660,7 +7652,16 @@
                 <w:sz w:val="20"/>
                 <w:szCs w:val="20"/>
               </w:rPr>
-              <w:t>arba atitinkamus valstybės narės ar trečiosios šalies dokumentus, nurodančius tiekėjo, jo subtiekėjo, ūkio subjekto, kurio pajėgumais remiamasi, ir (arba) tiekėjo siūlomų prekių gamintojo pilietybę ir nuolatinę gyvenamąją vietą.</w:t>
+              <w:t xml:space="preserve">arba atitinkamus valstybės narės ar trečiosios šalies dokumentus, nurodančius tiekėjo, jo subtiekėjo, ūkio subjekto, kurio pajėgumais remiamasi, ir (arba) tiekėjo siūlomų prekių </w:t>
+            </w:r>
+            <w:r>
+              <w:rPr>
+                <w:rFonts w:ascii="Arial" w:hAnsi="Arial" w:cs="Arial"/>
+                <w:sz w:val="20"/>
+                <w:szCs w:val="20"/>
+              </w:rPr>
+              <w:lastRenderedPageBreak/>
+              <w:t>gamintojo pilietybę ir nuolatinę gyvenamąją vietą.</w:t>
             </w:r>
           </w:p>
           <w:p>
@@ -7690,7 +7691,6 @@
                 <w:sz w:val="20"/>
                 <w:szCs w:val="20"/>
               </w:rPr>
-              <w:lastRenderedPageBreak/>
               <w:t>Dokumentai, kuriuose nenurodytas galiojimo terminas, turi būti  išduoti ar atspausdinti iš informacinės sistemos ne anksčiau kaip prieš tris mėnesius iki tos dienos, kai Perkančiojo subjekto prašymu Tiekėjas turi pateikti dokumentus.</w:t>
             </w:r>
           </w:p>
@@ -8946,7 +8946,7 @@
                 <w:sz w:val="20"/>
                 <w:szCs w:val="20"/>
               </w:rPr>
-              <w:t xml:space="preserve">arba atitinkamus valstybės narės ar trečiosios šalies dokumentus, nurodančius tiekėjo, jo subtiekėjo, ūkio subjekto, kurio pajėgumais remiamasi, ir (arba) tiekėjo siūlomų prekių </w:t>
+              <w:t xml:space="preserve">arba atitinkamus valstybės narės ar trečiosios šalies dokumentus, nurodančius tiekėjo, jo subtiekėjo, ūkio subjekto, kurio pajėgumais remiamasi, </w:t>
             </w:r>
             <w:r>
               <w:rPr>
@@ -8955,7 +8955,7 @@
                 <w:szCs w:val="20"/>
               </w:rPr>
               <w:lastRenderedPageBreak/>
-              <w:t>gamintojo pilietybę ir nuolatinę gyvenamąją vietą.</w:t>
+              <w:t>ir (arba) tiekėjo siūlomų prekių gamintojo pilietybę ir nuolatinę gyvenamąją vietą.</w:t>
             </w:r>
           </w:p>
           <w:p>
@@ -9830,7 +9830,7 @@
               <w:lastRenderedPageBreak/>
               <w:t xml:space="preserve">adresu. Su klausimynu galima susipažinti nuorodoje: </w:t>
             </w:r>
-            <w:hyperlink r:id="rId11" w:history="1">
+            <w:hyperlink r:id="rId10" w:history="1">
               <w:r>
                 <w:rPr>
                   <w:rStyle w:val="Hyperlink"/>
@@ -10486,7 +10486,6 @@
           <w:sz w:val="20"/>
           <w:szCs w:val="20"/>
         </w:rPr>
-        <w:lastRenderedPageBreak/>
         <w:t>Tinkamai užpildytą Tiekėjo (Tiekėjų grupės narių ir/ar Ūkio subjekto, kurio pajėgumais remiamasi grindžiant atitiktį Kvalifikacijos reikalavimams</w:t>
       </w:r>
       <w:r>
@@ -10568,6 +10567,7 @@
           <w:sz w:val="20"/>
           <w:szCs w:val="20"/>
         </w:rPr>
+        <w:lastRenderedPageBreak/>
         <w:t xml:space="preserve">Jei </w:t>
       </w:r>
       <w:r>
@@ -12402,7 +12402,7 @@
           <w:sz w:val="20"/>
           <w:szCs w:val="20"/>
         </w:rPr>
-        <w:t>/ĮMONĖS PAVADINIMAS/</w:t>
+        <w:t>ĮMONĖS PAVADINIMAS</w:t>
       </w:r>
       <w:r>
         <w:rPr>
@@ -12426,7 +12426,7 @@
           <w:sz w:val="20"/>
           <w:szCs w:val="20"/>
         </w:rPr>
-        <w:t xml:space="preserve">, Lietuva. Ant voko turi būti užrašytas Perkančiojo subjekto pavadinimas, adresas, Pirkimo pavadinimas, užrašas „Neatplėšti iki Pasiūlymų pateikimo termino pabaigos“, </w:t>
+        <w:t xml:space="preserve">, Lietuva. Ant voko turi būti užrašytas Perkančiojo subjekto pavadinimas, adresas, Pirkimo pavadinimas, užrašas „Neatplėšti iki Pasiūlymų pateikimo termino pabaigos“, Dalyvio pavadinimas, adresas. Pasiūlymo galiojimo užtikrinime turi būti nurodyta, jog garantas įsipareigoja sumokėti Perkančiajam subjektui Pasiūlymo galiojimo užtikrinimo sumą per 10 dienų nuo pirmo Perkančiojo </w:t>
       </w:r>
       <w:r>
         <w:rPr>
@@ -12435,7 +12435,7 @@
           <w:szCs w:val="20"/>
         </w:rPr>
         <w:lastRenderedPageBreak/>
-        <w:t xml:space="preserve">Dalyvio pavadinimas, adresas. Pasiūlymo galiojimo užtikrinime turi būti nurodyta, jog garantas įsipareigoja sumokėti Perkančiajam subjektui Pasiūlymo galiojimo užtikrinimo sumą per 10 dienų nuo pirmo Perkančiojo subjekto rašytinio reikalavimo gavimo dienos Perkančiajam subjektui neprivalant pagrįsti savo reikalavimų, tačiau nurodžius, kad reikalaujama suma jam priklauso dėl </w:t>
+        <w:t xml:space="preserve">subjekto rašytinio reikalavimo gavimo dienos Perkančiajam subjektui neprivalant pagrįsti savo reikalavimų, tačiau nurodžius, kad reikalaujama suma jam priklauso dėl </w:t>
       </w:r>
       <w:r>
         <w:rPr>
@@ -14405,16 +14405,24 @@
           <w:sz w:val="20"/>
           <w:szCs w:val="20"/>
         </w:rPr>
+        <w:t xml:space="preserve">Perkantysis subjektas informuos </w:t>
+      </w:r>
+      <w:r>
+        <w:rPr>
+          <w:rFonts w:ascii="Arial" w:hAnsi="Arial" w:cs="Arial"/>
+          <w:sz w:val="20"/>
+          <w:szCs w:val="20"/>
+        </w:rPr>
+        <w:t xml:space="preserve">Koordinavimo komisiją apie ketinamą sudaryti Sutartį, esant bent vienai BPS 17.1 punkte numatytai aplinkybei. Tuo atveju, jei bus vykdoma patikra dėl ketinamos sudaryti Sutarties atitikimo nacionalinio saugumo interesams, Tiekėjas, vadovaudamasis BPS 17 skyriaus nuostatomis, </w:t>
+      </w:r>
+      <w:r>
+        <w:rPr>
+          <w:rFonts w:ascii="Arial" w:hAnsi="Arial" w:cs="Arial"/>
+          <w:sz w:val="20"/>
+          <w:szCs w:val="20"/>
+        </w:rPr>
         <w:lastRenderedPageBreak/>
-        <w:t xml:space="preserve">Perkantysis subjektas informuos </w:t>
-      </w:r>
-      <w:r>
-        <w:rPr>
-          <w:rFonts w:ascii="Arial" w:hAnsi="Arial" w:cs="Arial"/>
-          <w:sz w:val="20"/>
-          <w:szCs w:val="20"/>
-        </w:rPr>
-        <w:t>Koordinavimo komisiją apie ketinamą sudaryti Sutartį, esant bent vienai BPS 17.1 punkte numatytai aplinkybei. Tuo atveju, jei bus vykdoma patikra dėl ketinamos sudaryti Sutarties atitikimo nacionalinio saugumo interesams, Tiekėjas, vadovaudamasis BPS 17 skyriaus nuostatomis, įsipareigoja nustatytais terminais pateikti Perkančiajam subjektui ir/ar kompetentingoms institucijoms visus duomenis, dokumentus ir sutikimus, būtinus šiai patikrai atlikti.</w:t>
+        <w:t>įsipareigoja nustatytais terminais pateikti Perkančiajam subjektui ir/ar kompetentingoms institucijoms visus duomenis, dokumentus ir sutikimus, būtinus šiai patikrai atlikti.</w:t>
       </w:r>
       <w:r>
         <w:rPr>
@@ -16523,14 +16531,6 @@
         </w:rPr>
         <w:t xml:space="preserve"> </w:t>
       </w:r>
-      <w:r>
-        <w:rPr>
-          <w:rFonts w:ascii="Arial" w:hAnsi="Arial" w:cs="Arial"/>
-          <w:sz w:val="20"/>
-          <w:szCs w:val="20"/>
-        </w:rPr>
-        <w:t>/Pirkimo organizatorius/</w:t>
-      </w:r>
     </w:p>
     <w:p>
       <w:pPr>
@@ -16560,6 +16560,8 @@
       </w:pPr>
     </w:p>
     <w:sectPr>
+      <w:footerReference w:type="default" r:id="rId11"/>
+      <w:headerReference w:type="first" r:id="rId12"/>
       <w:pgSz w:w="11906" w:h="16838" w:code="9"/>
       <w:pgMar w:top="1409" w:right="567" w:bottom="1134" w:left="1701" w:header="624" w:footer="714" w:gutter="0"/>
       <w:cols w:space="708"/>
@@ -16809,18 +16811,7 @@
         <w:rPr>
           <w:color w:val="FF0000"/>
         </w:rPr>
-        <w:t>ČIA IR KITUR:</w:t>
-      </w:r>
-    </w:p>
-    <w:p>
-      <w:pPr>
-        <w:pStyle w:val="CommentText"/>
-      </w:pPr>
-      <w:r>
-        <w:rPr>
-          <w:color w:val="FF0000"/>
-        </w:rPr>
-        <w:t xml:space="preserve">Abejonių kyla ir dokumentų prašome visais atvejais, jei Organizacija  nėra tikrinusi atitinkamo tiekėjo, subtiekėjo, ūkio subjekto, kurio pajėgumais remiamasi, ar gamintojo kilmės; arba tikrinusi, bet tuo metu gauti dokumentai yra išduoti anksčiau nei prieš 1 metus. </w:t>
+        <w:t>Abejonių kyla ir dokumentų prašome visais atvejais, jei atitinkamas tiekėjas, subtiekėjas, ūkio subjektas, kurio pajėgumais remiamasi, ar gamintojas yra užsienio šalyje registruotas subjektas. Iš Lietuvoje registruotų subjektų dokumentų standartiškai pagal šį reikalavimą neprašome.</w:t>
       </w:r>
     </w:p>
   </w:comment>
@@ -17048,7 +17039,7 @@
   <w15:commentEx w15:paraId="0E6B6B1B" w15:done="0"/>
   <w15:commentEx w15:paraId="63053ADE" w15:done="0"/>
   <w15:commentEx w15:paraId="0191640F" w15:done="0"/>
-  <w15:commentEx w15:paraId="2F1A5600" w15:done="0"/>
+  <w15:commentEx w15:paraId="5A0F74C6" w15:done="0"/>
   <w15:commentEx w15:paraId="680E8D0A" w15:done="0"/>
   <w15:commentEx w15:paraId="52FBC767" w15:done="0"/>
   <w15:commentEx w15:paraId="201D8B7E" w15:paraIdParent="52FBC767" w15:done="0"/>
@@ -17074,7 +17065,7 @@
   <w16cid:commentId w16cid:paraId="0E6B6B1B" w16cid:durableId="27721777"/>
   <w16cid:commentId w16cid:paraId="63053ADE" w16cid:durableId="27738CA2"/>
   <w16cid:commentId w16cid:paraId="0191640F" w16cid:durableId="27C7D7D2"/>
-  <w16cid:commentId w16cid:paraId="2F1A5600" w16cid:durableId="5D96FA97"/>
+  <w16cid:commentId w16cid:paraId="5A0F74C6" w16cid:durableId="27BC6904"/>
   <w16cid:commentId w16cid:paraId="680E8D0A" w16cid:durableId="1248F7EA"/>
   <w16cid:commentId w16cid:paraId="52FBC767" w16cid:durableId="275D7CF1"/>
   <w16cid:commentId w16cid:paraId="201D8B7E" w16cid:durableId="27727CCD"/>
@@ -17112,6 +17103,27 @@
 </w:endnotes>
 </file>
 
+<file path=word/footer1.xml><?xml version="1.0" encoding="utf-8"?>
+<w:ftr xmlns:wpc="http://schemas.microsoft.com/office/word/2010/wordprocessingCanvas" xmlns:cx="http://schemas.microsoft.com/office/drawing/2014/chartex" xmlns:cx1="http://schemas.microsoft.com/office/drawing/2015/9/8/chartex" xmlns:cx2="http://schemas.microsoft.com/office/drawing/2015/10/21/chartex" xmlns:cx3="http://schemas.microsoft.com/office/drawing/2016/5/9/chartex" xmlns:cx4="http://schemas.microsoft.com/office/drawing/2016/5/10/chartex" xmlns:cx5="http://schemas.microsoft.com/office/drawing/2016/5/11/chartex" xmlns:cx6="http://schemas.microsoft.com/office/drawing/2016/5/12/chartex" xmlns:cx7="http://schemas.microsoft.com/office/drawing/2016/5/13/chartex" xmlns:cx8="http://schemas.microsoft.com/office/drawing/2016/5/14/chartex" xmlns:mc="http://schemas.openxmlformats.org/markup-compatibility/2006" xmlns:aink="http://schemas.microsoft.com/office/drawing/2016/ink" xmlns:am3d="http://schemas.microsoft.com/office/drawing/2017/model3d" xmlns:o="urn:schemas-microsoft-com:office:office" xmlns:oel="http://schemas.microsoft.com/office/2019/extlst" xmlns:r="http://schemas.openxmlformats.org/officeDocument/2006/relationships" xmlns:m="http://schemas.openxmlformats.org/officeDocument/2006/math" xmlns:v="urn:schemas-microsoft-com:vml" xmlns:wp14="http://schemas.microsoft.com/office/word/2010/wordprocessingDrawing" xmlns:wp="http://schemas.openxmlformats.org/drawingml/2006/wordprocessingDrawing" xmlns:w10="urn:schemas-microsoft-com:office:word" xmlns:w="http://schemas.openxmlformats.org/wordprocessingml/2006/main" xmlns:w14="http://schemas.microsoft.com/office/word/2010/wordml" xmlns:w15="http://schemas.microsoft.com/office/word/2012/wordml" xmlns:w16cex="http://schemas.microsoft.com/office/word/2018/wordml/cex" xmlns:w16cid="http://schemas.microsoft.com/office/word/2016/wordml/cid" xmlns:w16="http://schemas.microsoft.com/office/word/2018/wordml" xmlns:w16du="http://schemas.microsoft.com/office/word/2023/wordml/word16du" xmlns:w16sdtdh="http://schemas.microsoft.com/office/word/2020/wordml/sdtdatahash" xmlns:w16sdtfl="http://schemas.microsoft.com/office/word/2024/wordml/sdtformatlock" xmlns:w16se="http://schemas.microsoft.com/office/word/2015/wordml/symex" xmlns:wpg="http://schemas.microsoft.com/office/word/2010/wordprocessingGroup" xmlns:wpi="http://schemas.microsoft.com/office/word/2010/wordprocessingInk" xmlns:wne="http://schemas.microsoft.com/office/word/2006/wordml" xmlns:wps="http://schemas.microsoft.com/office/word/2010/wordprocessingShape" mc:Ignorable="w14 w15 w16se w16cid w16 w16cex w16sdtdh w16sdtfl w16du wp14">
+  <w:p>
+    <w:pPr>
+      <w:pStyle w:val="Footer"/>
+      <w:jc w:val="center"/>
+    </w:pPr>
+  </w:p>
+  <w:p>
+    <w:pPr>
+      <w:pStyle w:val="Footer"/>
+      <w:jc w:val="center"/>
+      <w:rPr>
+        <w:sz w:val="18"/>
+        <w:szCs w:val="18"/>
+      </w:rPr>
+    </w:pPr>
+  </w:p>
+</w:ftr>
+</file>
+
 <file path=word/footnotes.xml><?xml version="1.0" encoding="utf-8"?>
 <w:footnotes xmlns:wpc="http://schemas.microsoft.com/office/word/2010/wordprocessingCanvas" xmlns:cx="http://schemas.microsoft.com/office/drawing/2014/chartex" xmlns:cx1="http://schemas.microsoft.com/office/drawing/2015/9/8/chartex" xmlns:cx2="http://schemas.microsoft.com/office/drawing/2015/10/21/chartex" xmlns:cx3="http://schemas.microsoft.com/office/drawing/2016/5/9/chartex" xmlns:cx4="http://schemas.microsoft.com/office/drawing/2016/5/10/chartex" xmlns:cx5="http://schemas.microsoft.com/office/drawing/2016/5/11/chartex" xmlns:cx6="http://schemas.microsoft.com/office/drawing/2016/5/12/chartex" xmlns:cx7="http://schemas.microsoft.com/office/drawing/2016/5/13/chartex" xmlns:cx8="http://schemas.microsoft.com/office/drawing/2016/5/14/chartex" xmlns:mc="http://schemas.openxmlformats.org/markup-compatibility/2006" xmlns:aink="http://schemas.microsoft.com/office/drawing/2016/ink" xmlns:am3d="http://schemas.microsoft.com/office/drawing/2017/model3d" xmlns:o="urn:schemas-microsoft-com:office:office" xmlns:oel="http://schemas.microsoft.com/office/2019/extlst" xmlns:r="http://schemas.openxmlformats.org/officeDocument/2006/relationships" xmlns:m="http://schemas.openxmlformats.org/officeDocument/2006/math" xmlns:v="urn:schemas-microsoft-com:vml" xmlns:wp14="http://schemas.microsoft.com/office/word/2010/wordprocessingDrawing" xmlns:wp="http://schemas.openxmlformats.org/drawingml/2006/wordprocessingDrawing" xmlns:w10="urn:schemas-microsoft-com:office:word" xmlns:w="http://schemas.openxmlformats.org/wordprocessingml/2006/main" xmlns:w14="http://schemas.microsoft.com/office/word/2010/wordml" xmlns:w15="http://schemas.microsoft.com/office/word/2012/wordml" xmlns:w16cex="http://schemas.microsoft.com/office/word/2018/wordml/cex" xmlns:w16cid="http://schemas.microsoft.com/office/word/2016/wordml/cid" xmlns:w16="http://schemas.microsoft.com/office/word/2018/wordml" xmlns:w16du="http://schemas.microsoft.com/office/word/2023/wordml/word16du" xmlns:w16sdtdh="http://schemas.microsoft.com/office/word/2020/wordml/sdtdatahash" xmlns:w16sdtfl="http://schemas.microsoft.com/office/word/2024/wordml/sdtformatlock" xmlns:w16se="http://schemas.microsoft.com/office/word/2015/wordml/symex" xmlns:wpg="http://schemas.microsoft.com/office/word/2010/wordprocessingGroup" xmlns:wpi="http://schemas.microsoft.com/office/word/2010/wordprocessingInk" xmlns:wne="http://schemas.microsoft.com/office/word/2006/wordml" xmlns:wps="http://schemas.microsoft.com/office/word/2010/wordprocessingShape" mc:Ignorable="w14 w15 w16se w16cid w16 w16cex w16sdtdh w16sdtfl w16du wp14">
   <w:footnote w:type="separator" w:id="-1">
@@ -17552,6 +17564,63 @@
     </w:p>
   </w:footnote>
 </w:footnotes>
+</file>
+
+<file path=word/header1.xml><?xml version="1.0" encoding="utf-8"?>
+<w:hdr xmlns:wpc="http://schemas.microsoft.com/office/word/2010/wordprocessingCanvas" xmlns:cx="http://schemas.microsoft.com/office/drawing/2014/chartex" xmlns:cx1="http://schemas.microsoft.com/office/drawing/2015/9/8/chartex" xmlns:cx2="http://schemas.microsoft.com/office/drawing/2015/10/21/chartex" xmlns:cx3="http://schemas.microsoft.com/office/drawing/2016/5/9/chartex" xmlns:cx4="http://schemas.microsoft.com/office/drawing/2016/5/10/chartex" xmlns:cx5="http://schemas.microsoft.com/office/drawing/2016/5/11/chartex" xmlns:cx6="http://schemas.microsoft.com/office/drawing/2016/5/12/chartex" xmlns:cx7="http://schemas.microsoft.com/office/drawing/2016/5/13/chartex" xmlns:cx8="http://schemas.microsoft.com/office/drawing/2016/5/14/chartex" xmlns:mc="http://schemas.openxmlformats.org/markup-compatibility/2006" xmlns:aink="http://schemas.microsoft.com/office/drawing/2016/ink" xmlns:am3d="http://schemas.microsoft.com/office/drawing/2017/model3d" xmlns:o="urn:schemas-microsoft-com:office:office" xmlns:oel="http://schemas.microsoft.com/office/2019/extlst" xmlns:r="http://schemas.openxmlformats.org/officeDocument/2006/relationships" xmlns:m="http://schemas.openxmlformats.org/officeDocument/2006/math" xmlns:v="urn:schemas-microsoft-com:vml" xmlns:wp14="http://schemas.microsoft.com/office/word/2010/wordprocessingDrawing" xmlns:wp="http://schemas.openxmlformats.org/drawingml/2006/wordprocessingDrawing" xmlns:w10="urn:schemas-microsoft-com:office:word" xmlns:w="http://schemas.openxmlformats.org/wordprocessingml/2006/main" xmlns:w14="http://schemas.microsoft.com/office/word/2010/wordml" xmlns:w15="http://schemas.microsoft.com/office/word/2012/wordml" xmlns:w16cex="http://schemas.microsoft.com/office/word/2018/wordml/cex" xmlns:w16cid="http://schemas.microsoft.com/office/word/2016/wordml/cid" xmlns:w16="http://schemas.microsoft.com/office/word/2018/wordml" xmlns:w16du="http://schemas.microsoft.com/office/word/2023/wordml/word16du" xmlns:w16sdtdh="http://schemas.microsoft.com/office/word/2020/wordml/sdtdatahash" xmlns:w16sdtfl="http://schemas.microsoft.com/office/word/2024/wordml/sdtformatlock" xmlns:w16se="http://schemas.microsoft.com/office/word/2015/wordml/symex" xmlns:wpg="http://schemas.microsoft.com/office/word/2010/wordprocessingGroup" xmlns:wpi="http://schemas.microsoft.com/office/word/2010/wordprocessingInk" xmlns:wne="http://schemas.microsoft.com/office/word/2006/wordml" xmlns:wps="http://schemas.microsoft.com/office/word/2010/wordprocessingShape" mc:Ignorable="w14 w15 w16se w16cid w16 w16cex w16sdtdh w16sdtfl w16du wp14">
+  <w:p>
+    <w:pPr>
+      <w:pStyle w:val="Header"/>
+      <w:jc w:val="center"/>
+    </w:pPr>
+    <w:r>
+      <w:rPr>
+        <w:noProof/>
+      </w:rPr>
+      <w:drawing>
+        <wp:inline distT="0" distB="0" distL="0" distR="0" wp14:anchorId="4E398985" wp14:editId="105D9AF2">
+          <wp:extent cx="1080000" cy="397639"/>
+          <wp:effectExtent l="0" t="0" r="0" b="0"/>
+          <wp:docPr id="964352042" name="Graphic 70"/>
+          <wp:cNvGraphicFramePr>
+            <a:graphicFrameLocks xmlns:a="http://schemas.openxmlformats.org/drawingml/2006/main" noChangeAspect="1"/>
+          </wp:cNvGraphicFramePr>
+          <a:graphic xmlns:a="http://schemas.openxmlformats.org/drawingml/2006/main">
+            <a:graphicData uri="http://schemas.openxmlformats.org/drawingml/2006/picture">
+              <pic:pic xmlns:pic="http://schemas.openxmlformats.org/drawingml/2006/picture">
+                <pic:nvPicPr>
+                  <pic:cNvPr id="964352042" name="Graphic 70"/>
+                  <pic:cNvPicPr/>
+                </pic:nvPicPr>
+                <pic:blipFill>
+                  <a:blip r:embed="rId1">
+                    <a:extLst>
+                      <a:ext uri="{96DAC541-7B7A-43D3-8B79-37D633B846F1}">
+                        <asvg:svgBlip xmlns:asvg="http://schemas.microsoft.com/office/drawing/2016/SVG/main" r:embed="rId2"/>
+                      </a:ext>
+                    </a:extLst>
+                  </a:blip>
+                  <a:stretch>
+                    <a:fillRect/>
+                  </a:stretch>
+                </pic:blipFill>
+                <pic:spPr>
+                  <a:xfrm>
+                    <a:off x="0" y="0"/>
+                    <a:ext cx="1080000" cy="397639"/>
+                  </a:xfrm>
+                  <a:prstGeom prst="rect">
+                    <a:avLst/>
+                  </a:prstGeom>
+                </pic:spPr>
+              </pic:pic>
+            </a:graphicData>
+          </a:graphic>
+        </wp:inline>
+      </w:drawing>
+    </w:r>
+  </w:p>
+</w:hdr>
 </file>
 
 <file path=word/numbering.xml><?xml version="1.0" encoding="utf-8"?>
@@ -24507,7 +24576,7 @@
   </w:font>
   <w:font w:name="Trebuchet MS">
     <w:panose1 w:val="020B0603020202020204"/>
-    <w:charset w:val="BA"/>
+    <w:charset w:val="00"/>
     <w:family w:val="swiss"/>
     <w:pitch w:val="variable"/>
     <w:sig w:usb0="00000687" w:usb1="00000000" w:usb2="00000000" w:usb3="00000000" w:csb0="0000009F" w:csb1="00000000"/>
@@ -24528,7 +24597,7 @@
   </w:font>
   <w:font w:name="Courier New">
     <w:panose1 w:val="02070309020205020404"/>
-    <w:charset w:val="BA"/>
+    <w:charset w:val="00"/>
     <w:family w:val="modern"/>
     <w:pitch w:val="fixed"/>
     <w:sig w:usb0="E0002EFF" w:usb1="C0007843" w:usb2="00000009" w:usb3="00000000" w:csb0="000001FF" w:csb1="00000000"/>
@@ -24549,7 +24618,7 @@
   </w:font>
   <w:font w:name="Cambria">
     <w:panose1 w:val="02040503050406030204"/>
-    <w:charset w:val="BA"/>
+    <w:charset w:val="00"/>
     <w:family w:val="roman"/>
     <w:pitch w:val="variable"/>
     <w:sig w:usb0="E00006FF" w:usb1="420024FF" w:usb2="02000000" w:usb3="00000000" w:csb0="0000019F" w:csb1="00000000"/>
@@ -24677,17 +24746,16 @@
     <w:rsid w:val="00316258"/>
     <w:rsid w:val="00347972"/>
     <w:rsid w:val="00355B0B"/>
-    <w:rsid w:val="00361DA4"/>
     <w:rsid w:val="0036622D"/>
     <w:rsid w:val="00390C5A"/>
     <w:rsid w:val="003B494A"/>
     <w:rsid w:val="003C19AE"/>
-    <w:rsid w:val="003E2FD9"/>
     <w:rsid w:val="003E4271"/>
     <w:rsid w:val="003E7344"/>
     <w:rsid w:val="00406C36"/>
     <w:rsid w:val="004166BC"/>
     <w:rsid w:val="004423DA"/>
+    <w:rsid w:val="0044485A"/>
     <w:rsid w:val="0046213D"/>
     <w:rsid w:val="004708DC"/>
     <w:rsid w:val="004A3352"/>
@@ -24703,6 +24771,7 @@
     <w:rsid w:val="00552223"/>
     <w:rsid w:val="00553D6A"/>
     <w:rsid w:val="00556AD9"/>
+    <w:rsid w:val="0056275E"/>
     <w:rsid w:val="00562B13"/>
     <w:rsid w:val="005707A1"/>
     <w:rsid w:val="00573863"/>
@@ -24737,7 +24806,6 @@
     <w:rsid w:val="006D74C2"/>
     <w:rsid w:val="006F04D9"/>
     <w:rsid w:val="00702902"/>
-    <w:rsid w:val="00733152"/>
     <w:rsid w:val="007407E5"/>
     <w:rsid w:val="00742D19"/>
     <w:rsid w:val="007542C2"/>
@@ -24752,7 +24820,6 @@
     <w:rsid w:val="007E021F"/>
     <w:rsid w:val="007E62F6"/>
     <w:rsid w:val="007F7E04"/>
-    <w:rsid w:val="008037CD"/>
     <w:rsid w:val="00804B46"/>
     <w:rsid w:val="0081298B"/>
     <w:rsid w:val="0083570D"/>
@@ -24783,7 +24850,6 @@
     <w:rsid w:val="00A436B7"/>
     <w:rsid w:val="00A46009"/>
     <w:rsid w:val="00A53882"/>
-    <w:rsid w:val="00A665D3"/>
     <w:rsid w:val="00A67235"/>
     <w:rsid w:val="00A758C6"/>
     <w:rsid w:val="00A82A7D"/>
@@ -24792,6 +24858,7 @@
     <w:rsid w:val="00AC4724"/>
     <w:rsid w:val="00AF4889"/>
     <w:rsid w:val="00AF61AC"/>
+    <w:rsid w:val="00B1233D"/>
     <w:rsid w:val="00B2369B"/>
     <w:rsid w:val="00B242F7"/>
     <w:rsid w:val="00B41DCE"/>
@@ -24803,7 +24870,6 @@
     <w:rsid w:val="00B83A97"/>
     <w:rsid w:val="00B87A7A"/>
     <w:rsid w:val="00BA6A64"/>
-    <w:rsid w:val="00BC34FF"/>
     <w:rsid w:val="00BF1B76"/>
     <w:rsid w:val="00BF6F6B"/>
     <w:rsid w:val="00C24CB7"/>
@@ -24814,9 +24880,11 @@
     <w:rsid w:val="00C60698"/>
     <w:rsid w:val="00C61161"/>
     <w:rsid w:val="00C6280D"/>
+    <w:rsid w:val="00C657B5"/>
     <w:rsid w:val="00C66C57"/>
     <w:rsid w:val="00C7152E"/>
     <w:rsid w:val="00C80934"/>
+    <w:rsid w:val="00C929B6"/>
     <w:rsid w:val="00CA122E"/>
     <w:rsid w:val="00CA2D7D"/>
     <w:rsid w:val="00CA53E8"/>
@@ -24842,6 +24910,7 @@
     <w:rsid w:val="00E13F1F"/>
     <w:rsid w:val="00E17ECD"/>
     <w:rsid w:val="00E23271"/>
+    <w:rsid w:val="00E25BAC"/>
     <w:rsid w:val="00E34A63"/>
     <w:rsid w:val="00E4780F"/>
     <w:rsid w:val="00E57C43"/>
@@ -24851,10 +24920,12 @@
     <w:rsid w:val="00ED5754"/>
     <w:rsid w:val="00EF4013"/>
     <w:rsid w:val="00EF6458"/>
+    <w:rsid w:val="00EF7D6B"/>
     <w:rsid w:val="00F00A3C"/>
     <w:rsid w:val="00F04112"/>
     <w:rsid w:val="00F16A3B"/>
     <w:rsid w:val="00F17116"/>
+    <w:rsid w:val="00F33B48"/>
     <w:rsid w:val="00F40E99"/>
     <w:rsid w:val="00F53D69"/>
     <w:rsid w:val="00F64E43"/>
@@ -25319,7 +25390,7 @@
     <w:basedOn w:val="DefaultParagraphFont"/>
     <w:uiPriority w:val="99"/>
     <w:semiHidden/>
-    <w:rsid w:val="008E5C2B"/>
+    <w:rsid w:val="00E25BAC"/>
     <w:rPr>
       <w:color w:val="808080"/>
     </w:rPr>
@@ -25337,6 +25408,32 @@
       <w:sz w:val="24"/>
       <w:szCs w:val="24"/>
       <w:lang w:eastAsia="en-US"/>
+    </w:rPr>
+  </w:style>
+  <w:style w:type="paragraph" w:customStyle="1" w:styleId="FFA74633602F4B79BA6638F68C4AD866">
+    <w:name w:val="FFA74633602F4B79BA6638F68C4AD866"/>
+    <w:rsid w:val="008E5C2B"/>
+    <w:pPr>
+      <w:spacing w:after="160" w:line="278" w:lineRule="auto"/>
+    </w:pPr>
+    <w:rPr>
+      <w:kern w:val="2"/>
+      <w:sz w:val="24"/>
+      <w:szCs w:val="24"/>
+      <w14:ligatures w14:val="standardContextual"/>
+    </w:rPr>
+  </w:style>
+  <w:style w:type="paragraph" w:customStyle="1" w:styleId="97A79C991BBD4D3B9D4556FFB9FD524A">
+    <w:name w:val="97A79C991BBD4D3B9D4556FFB9FD524A"/>
+    <w:rsid w:val="00E25BAC"/>
+    <w:pPr>
+      <w:spacing w:after="160" w:line="278" w:lineRule="auto"/>
+    </w:pPr>
+    <w:rPr>
+      <w:kern w:val="2"/>
+      <w:sz w:val="24"/>
+      <w:szCs w:val="24"/>
+      <w14:ligatures w14:val="standardContextual"/>
     </w:rPr>
   </w:style>
 </w:styles>
@@ -25632,18 +25729,6 @@
 </a:theme>
 </file>
 
-<file path=customXml/item1.xml><?xml version="1.0" encoding="utf-8"?>
-<b:Sources xmlns:b="http://schemas.openxmlformats.org/officeDocument/2006/bibliography" xmlns="http://schemas.openxmlformats.org/officeDocument/2006/bibliography" SelectedStyle="\APA.XSL" StyleName="APA"/>
-</file>
-
-<file path=customXml/itemProps1.xml><?xml version="1.0" encoding="utf-8"?>
-<ds:datastoreItem xmlns:ds="http://schemas.openxmlformats.org/officeDocument/2006/customXml" ds:itemID="{4C907AF7-3683-4530-9DC5-18CF7EA10128}">
-  <ds:schemaRefs>
-    <ds:schemaRef ds:uri="http://schemas.openxmlformats.org/officeDocument/2006/bibliography"/>
-  </ds:schemaRefs>
-</ds:datastoreItem>
-</file>
-
 <file path=docMetadata/LabelInfo.xml><?xml version="1.0" encoding="utf-8"?>
 <clbl:labelList xmlns:clbl="http://schemas.microsoft.com/office/2020/mipLabelMetadata">
   <clbl:label id="{434405ce-9876-44cb-8bd1-5c6c207e0b8f}" enabled="1" method="Privileged" siteId="{86bcf768-7bcf-4cd6-b041-b219988b7a9c}" removed="0"/>

--- a/PP-salygos/templates/MVP_LT_SPS.docx
+++ b/PP-salygos/templates/MVP_LT_SPS.docx
@@ -12336,7 +12336,7 @@
           <w:sz w:val="20"/>
           <w:szCs w:val="20"/>
         </w:rPr>
-        <w:t>10</w:t>
+        <w:t>13</w:t>
       </w:r>
       <w:r>
         <w:rPr>

--- a/PP-salygos/templates/MVP_LT_SPS.docx
+++ b/PP-salygos/templates/MVP_LT_SPS.docx
@@ -2504,7 +2504,7 @@
           <w:sz w:val="20"/>
           <w:szCs w:val="20"/>
         </w:rPr>
-        <w:t>Tiekėjų pašalinimo pagrindų nebuvimas ir kvalifikacija yra tikrinami šiame Pirkime. Tiekėjai privalo pateikti Pasiūlymą (SPS ___ priedas) ir Europos bendrąjį viešųjų pirkimų dokumentą  (toliau – EBVPD) (SPS ___ priedas). Pašalinimo pagrindų nebuvimą</w:t>
+        <w:t>Tiekėjų pašalinimo pagrindų nebuvimas ir kvalifikacija yra tikrinami šiame Pirkime. Tiekėjai privalo pateikti Pasiūlymą (SPS ___ priedas) ir Europos bendrąjį viešųjų pirkimų dokumentą (toliau – EBVPD) (SPS ___ priedas). Pašalinimo pagrindų nebuvimą</w:t>
       </w:r>
       <w:r>
         <w:rPr>
@@ -2951,7 +2951,7 @@
                 <w:szCs w:val="20"/>
                 <w:lang w:eastAsia="en-US"/>
               </w:rPr>
-              <w:t>„e-Certis“ adresu:  https://ec.europa.eu/tools/ecertis/.</w:t>
+              <w:t>„e-Certis“ adresu: https://ec.europa.eu/tools/ecertis/.</w:t>
             </w:r>
           </w:p>
         </w:tc>
@@ -3692,7 +3692,7 @@
                 <w:szCs w:val="20"/>
                 <w:lang w:eastAsia="en-US"/>
               </w:rPr>
-              <w:t xml:space="preserve"> netikrinama, tačiau Tiekėjas  įsipareigoja, kad pirkimo sutartį vykdys tik tokią teisę turintys asmenys. Atitinkami reikalavimai nurodyti</w:t>
+              <w:t xml:space="preserve"> netikrinama, tačiau Tiekėjas įsipareigoja, kad pirkimo sutartį vykdys tik tokią teisę turintys asmenys. Atitinkami reikalavimai nurodyti</w:t>
             </w:r>
             <w:r>
               <w:rPr>
@@ -5703,7 +5703,7 @@
           <w:sz w:val="20"/>
           <w:szCs w:val="20"/>
         </w:rPr>
-        <w:t xml:space="preserve">REIKALAVIMAI ŽALIESIEMS PIRKIMAMS  IR </w:t>
+        <w:t xml:space="preserve">REIKALAVIMAI ŽALIESIEMS PIRKIMAMS IR </w:t>
       </w:r>
       <w:r>
         <w:rPr>
@@ -5817,7 +5817,7 @@
           <w:sz w:val="20"/>
           <w:szCs w:val="20"/>
         </w:rPr>
-        <w:t xml:space="preserve">. Tiekėjai privalo deklaruoti atitiktį kitiems reikalavimams ir  (arba) pateikti dokumentus, pagrindžiančius atitiktį šiems reikalavimams, </w:t>
+        <w:t xml:space="preserve">. Tiekėjai privalo deklaruoti atitiktį kitiems reikalavimams ir (arba) pateikti dokumentus, pagrindžiančius atitiktį šiems reikalavimams, </w:t>
       </w:r>
       <w:r>
         <w:rPr>
@@ -5914,7 +5914,7 @@
           <w:sz w:val="20"/>
           <w:szCs w:val="20"/>
         </w:rPr>
-        <w:t xml:space="preserve">. Dokumentus, pagrindžiančius atitiktį žaliesiems reikalavimams, Tiekėjai privalo pateikti su Pirminiu pasiūlymu. Atitiktį kitiems reikalavimams Tiekėjai privalo deklaruoti ir  (arba) pateikti dokumentus, pagrindžiančius atitiktį šiems reikalavimams, </w:t>
+        <w:t xml:space="preserve">. Dokumentus, pagrindžiančius atitiktį žaliesiems reikalavimams, Tiekėjai privalo pateikti su Pirminiu pasiūlymu. Atitiktį kitiems reikalavimams Tiekėjai privalo deklaruoti ir (arba) pateikti dokumentus, pagrindžiančius atitiktį šiems reikalavimams, </w:t>
       </w:r>
       <w:r>
         <w:rPr>
@@ -6013,7 +6013,7 @@
           <w:sz w:val="20"/>
           <w:szCs w:val="20"/>
         </w:rPr>
-        <w:t>. Tiekėjai privalo deklaruoti atitiktį kitiems reikalavimams ir  (arba) pateikti dokumentus, pagrindžiančius atitiktį šiems reikalavimams</w:t>
+        <w:t>. Tiekėjai privalo deklaruoti atitiktį kitiems reikalavimams ir (arba) pateikti dokumentus, pagrindžiančius atitiktį šiems reikalavimams</w:t>
       </w:r>
       <w:r>
         <w:rPr>
@@ -7261,7 +7261,7 @@
                 <w:sz w:val="20"/>
                 <w:szCs w:val="20"/>
               </w:rPr>
-              <w:t xml:space="preserve"> prieda</w:t>
+              <w:t xml:space="preserve">prieda</w:t>
             </w:r>
             <w:r>
               <w:rPr>
@@ -7691,7 +7691,7 @@
                 <w:sz w:val="20"/>
                 <w:szCs w:val="20"/>
               </w:rPr>
-              <w:t>Dokumentai, kuriuose nenurodytas galiojimo terminas, turi būti  išduoti ar atspausdinti iš informacinės sistemos ne anksčiau kaip prieš tris mėnesius iki tos dienos, kai Perkančiojo subjekto prašymu Tiekėjas turi pateikti dokumentus.</w:t>
+              <w:t>Dokumentai, kuriuose nenurodytas galiojimo terminas, turi būti išduoti ar atspausdinti iš informacinės sistemos ne anksčiau kaip prieš tris mėnesius iki tos dienos, kai Perkančiojo subjekto prašymu Tiekėjas turi pateikti dokumentus.</w:t>
             </w:r>
           </w:p>
           <w:p>
@@ -8209,7 +8209,7 @@
                 <w:sz w:val="20"/>
                 <w:szCs w:val="20"/>
               </w:rPr>
-              <w:t>ir nėra ūkio subjektų grupės, kurios bet kuris narys vykdo veiklą VPĮ  92 straipsnio 15 dalyje numatytame sąraše nurodytose valstybėse ar teritorijose, narys arba jos vadovas, kitas valdymo ar priežiūros organo narys ar kitas (kiti) asmuo (asmenys), turintis (turintys) teisę atstovauti tiekėjui, subtiekėjui, ūkio subjektui, kurio pajėgumais remiamasi, ar jį kontroliuoti, jo vardu priimti sprendimą, sudaryti sandorį, ir tokiu būdu dalyvauja tokių ūkio subjektų grupių ir (ar) ūkio subjektų veikloje.</w:t>
+              <w:t>ir nėra ūkio subjektų grupės, kurios bet kuris narys vykdo veiklą VPĮ 92 straipsnio 15 dalyje numatytame sąraše nurodytose valstybėse ar teritorijose, narys arba jos vadovas, kitas valdymo ar priežiūros organo narys ar kitas (kiti) asmuo (asmenys), turintis (turintys) teisę atstovauti tiekėjui, subtiekėjui, ūkio subjektui, kurio pajėgumais remiamasi, ar jį kontroliuoti, jo vardu priimti sprendimą, sudaryti sandorį, ir tokiu būdu dalyvauja tokių ūkio subjektų grupių ir (ar) ūkio subjektų veikloje.</w:t>
             </w:r>
             <w:commentRangeEnd w:id="23"/>
             <w:r>
@@ -8975,7 +8975,7 @@
                 <w:sz w:val="20"/>
                 <w:szCs w:val="20"/>
               </w:rPr>
-              <w:t>Dokumentai, kuriuose nenurodytas galiojimo terminas, turi būti  išduoti ar atspausdinti iš informacinės sistemos ne anksčiau kaip prieš tris mėnesius iki tos dienos, kai Perkančiojo subjekto prašymu Tiekėjas turi pateikti dokumentus.</w:t>
+              <w:t>Dokumentai, kuriuose nenurodytas galiojimo terminas, turi būti išduoti ar atspausdinti iš informacinės sistemos ne anksčiau kaip prieš tris mėnesius iki tos dienos, kai Perkančiojo subjekto prašymu Tiekėjas turi pateikti dokumentus.</w:t>
             </w:r>
           </w:p>
           <w:p>
@@ -9150,7 +9150,7 @@
                 <w:sz w:val="20"/>
                 <w:szCs w:val="20"/>
               </w:rPr>
-              <w:t>Tiekėjas, jo Subtiekėjai, Tiekėjų grupės nariai,  ar Ūkio subjektai, kurių pajėgumais remiamasi, ar juos kontroliuojantys asmenys nėra registruoti (jeigu Tiekėjas, jo Subtiekėjas, Tiekėjų grupės narys, Ūkio subjektas, kurio pajėgumais remiamasi, ar kontroliuojantis asmuo yra fizinis asmuo – nuolat gyvenantis ar turintis pilietybę) VPĮ 92 straipsnio 14 dalyje numatytame sąraše nurodytose valstybėse ar teritorijose.</w:t>
+              <w:t>Tiekėjas, jo Subtiekėjai, Tiekėjų grupės nariai, ar Ūkio subjektai, kurių pajėgumais remiamasi, ar juos kontroliuojantys asmenys nėra registruoti (jeigu Tiekėjas, jo Subtiekėjas, Tiekėjų grupės narys, Ūkio subjektas, kurio pajėgumais remiamasi, ar kontroliuojantis asmuo yra fizinis asmuo – nuolat gyvenantis ar turintis pilietybę) VPĮ 92 straipsnio 14 dalyje numatytame sąraše nurodytose valstybėse ar teritorijose.</w:t>
             </w:r>
           </w:p>
           <w:p>
@@ -9250,7 +9250,7 @@
                 <w:sz w:val="20"/>
                 <w:szCs w:val="20"/>
               </w:rPr>
-              <w:t>Pirkime negali dalyvauti Tiekėjai, Subtiekėjai, Tiekėjų grupės nariai, Ūkio subjektai, kurių pajėgumais remiamasi, kuriems ar jų siūlomų prekių gamintojui, juos kontroliuojantiems juridiniams ir (ar) fiziniams  asmenims taikomos Jungtinių Tautų saugumo tarybos, Europos Sąjungos, kitų tarptautinių organizacijų, kurių narė yra arba kuriose dalyvauja Lietuvos Respublika bei Jungtinių Amerikos Valstijų sankcijos (ribojamosios priemonės).</w:t>
+              <w:t>Pirkime negali dalyvauti Tiekėjai, Subtiekėjai, Tiekėjų grupės nariai, Ūkio subjektai, kurių pajėgumais remiamasi, kuriems ar jų siūlomų prekių gamintojui, juos kontroliuojantiems juridiniams ir (ar) fiziniams asmenims taikomos Jungtinių Tautų saugumo tarybos, Europos Sąjungos, kitų tarptautinių organizacijų, kurių narė yra arba kuriose dalyvauja Lietuvos Respublika bei Jungtinių Amerikos Valstijų sankcijos (ribojamosios priemonės).</w:t>
             </w:r>
           </w:p>
         </w:tc>
@@ -9529,7 +9529,7 @@
                 <w:sz w:val="20"/>
                 <w:szCs w:val="20"/>
               </w:rPr>
-              <w:t xml:space="preserve">EPSO-G įmonių grupės  </w:t>
+              <w:t xml:space="preserve">EPSO-G įmonių grupės </w:t>
             </w:r>
             <w:r>
               <w:rPr>
@@ -9869,7 +9869,7 @@
                 <w:sz w:val="20"/>
                 <w:szCs w:val="20"/>
               </w:rPr>
-              <w:t>Jei ekonomiškai naudingiausią pasiūlymą pateikęs Tiekėjas/Tiekėjų grupės narys šį klausimyną yra pildęs ne anksčiau kaip prieš 12 mėnesių iki Perkančiojo subjekto prašymo pateikimo ir informacija yra nepasikeitusi, jis gali nepildyti klausimyno, bet per klausimynui užpildyti skirtą terminą pateikti laisvos formos patvirtinimą, kad anksčiau šio tiekėjo  užpildytame Veiklos partnerių patikros klausimyne informacija yra nepasikeitusi.</w:t>
+              <w:t>Jei ekonomiškai naudingiausią pasiūlymą pateikęs Tiekėjas/Tiekėjų grupės narys šį klausimyną yra pildęs ne anksčiau kaip prieš 12 mėnesių iki Perkančiojo subjekto prašymo pateikimo ir informacija yra nepasikeitusi, jis gali nepildyti klausimyno, bet per klausimynui užpildyti skirtą terminą pateikti laisvos formos patvirtinimą, kad anksčiau šio tiekėjo užpildytame Veiklos partnerių patikros klausimyne informacija yra nepasikeitusi.</w:t>
             </w:r>
           </w:p>
           <w:p>
@@ -9905,7 +9905,7 @@
                 <w:sz w:val="20"/>
                 <w:szCs w:val="20"/>
               </w:rPr>
-              <w:t xml:space="preserve">Perkantysis subjektas atliks su ekonomiškai naudingiausią pasiūlymą pateikusiu tiekėju (tiekėjų grupės nariais, subtiekėjais) susijusių duomenų iš klausimyno ir (ar) prieinamų šaltinių įvertinimą  veiklos partnerio rizikos aspektu. Per Perkančiojo subjekto nustatytą terminą neužpildžius klausimyno, Tiekėjo pasiūlymas bus atmetamas.  </w:t>
+              <w:t xml:space="preserve">Perkantysis subjektas atliks su ekonomiškai naudingiausią pasiūlymą pateikusiu tiekėju (tiekėjų grupės nariais, subtiekėjais) susijusių duomenų iš klausimyno ir (ar) prieinamų šaltinių įvertinimą veiklos partnerio rizikos aspektu. Per Perkančiojo subjekto nustatytą terminą neužpildžius klausimyno, Tiekėjo pasiūlymas bus atmetamas.  </w:t>
             </w:r>
           </w:p>
           <w:p>
@@ -10002,7 +10002,7 @@
                 <w:sz w:val="20"/>
                 <w:szCs w:val="20"/>
               </w:rPr>
-              <w:t xml:space="preserve"> sudaryti veiksmų vykdymo planą siekiant išvengti ar  mažinti nustatytas rizikas.</w:t>
+              <w:t xml:space="preserve"> sudaryti veiksmų vykdymo planą siekiant išvengti ar mažinti nustatytas rizikas.</w:t>
             </w:r>
           </w:p>
           <w:p>
@@ -12563,7 +12563,7 @@
           <w:sz w:val="20"/>
           <w:szCs w:val="20"/>
         </w:rPr>
-        <w:t>ir joje turi  būti nurodytas garantijos galiojimo terminas.</w:t>
+        <w:t>ir joje turi būti nurodytas garantijos galiojimo terminas.</w:t>
       </w:r>
     </w:p>
     <w:p>
@@ -13082,7 +13082,7 @@
           <w:sz w:val="20"/>
           <w:szCs w:val="20"/>
         </w:rPr>
-        <w:t xml:space="preserve"> darbo dienos,  privalės pateikti užpildytą </w:t>
+        <w:t xml:space="preserve"> darbo dienos, privalės pateikti užpildytą </w:t>
       </w:r>
       <w:r>
         <w:rPr>
@@ -14462,7 +14462,7 @@
           <w:sz w:val="20"/>
           <w:szCs w:val="20"/>
         </w:rPr>
-        <w:t xml:space="preserve">Pirkime numatoma, kad Perkantysis subjektas informuos Koordinavimo komisiją apie ketinamą sudaryti Sutartį. Atsižvelgiant į tai, Tiekėjas, kuris pateikė ekonomiškai naudingiausią pasiūlymą ir yra nustatytas galimu laimėtoju, Perkančiojo subjekto prašymu, per jo nustatytą terminą, kuris negali būti trumpesnis kaip 3 darbo dienos,  privalės pateikti Tiekėjo, kiekvieno Tiekėjų grupės nario, kiekvieno Ūkio subjekto, kurio pajėgumais remiamasi ir kiekvieno Subtiekėjo užpildytus </w:t>
+        <w:t xml:space="preserve">Pirkime numatoma, kad Perkantysis subjektas informuos Koordinavimo komisiją apie ketinamą sudaryti Sutartį. Atsižvelgiant į tai, Tiekėjas, kuris pateikė ekonomiškai naudingiausią pasiūlymą ir yra nustatytas galimu laimėtoju, Perkančiojo subjekto prašymu, per jo nustatytą terminą, kuris negali būti trumpesnis kaip 3 darbo dienos, privalės pateikti Tiekėjo, kiekvieno Tiekėjų grupės nario, kiekvieno Ūkio subjekto, kurio pajėgumais remiamasi ir kiekvieno Subtiekėjo užpildytus </w:t>
       </w:r>
       <w:r>
         <w:rPr>
@@ -14579,7 +14579,7 @@
           <w:sz w:val="20"/>
           <w:szCs w:val="20"/>
         </w:rPr>
-        <w:t xml:space="preserve">  IR SUTARTIES ĮVYKDYMO UŽTIKRINIMAS</w:t>
+        <w:t xml:space="preserve"> IR SUTARTIES ĮVYKDYMO UŽTIKRINIMAS</w:t>
       </w:r>
     </w:p>
     <w:p>
@@ -17515,7 +17515,7 @@
           <w:sz w:val="16"/>
           <w:szCs w:val="16"/>
         </w:rPr>
-        <w:t xml:space="preserve"> Tiekėjo finansinis stabilumas ir patikimumas; Tiekėjui taikomos/taikytos sankcijos ir kiti tarptautiniai ribojimai;  Veiklos vykdymas  trečiose šalyse; Veiklos partnerio naudos gavėjų įtakos ir ryšių su Perkančiuoju subjektu; Tiekėjo, jį kontroliuojančių asmenų nusikalstama veika arba ikiteisminiai tyrimai,  vykstantys teismo procesai dėl nusikalstamos veikos; Tiekėjo (ne) taikomos priemonės korupcijos rizikai valdyti, pinigų plovimo ir teroristų finansavimo prevencijai užtikrinti; Tiekėjo akcininkų, dalininkų, dalyvių, vadovų ar kolegialių ir (ar) valdymo organų reputacija.</w:t>
+        <w:t xml:space="preserve"> Tiekėjo finansinis stabilumas ir patikimumas; Tiekėjui taikomos/taikytos sankcijos ir kiti tarptautiniai ribojimai; Veiklos vykdymas trečiose šalyse; Veiklos partnerio naudos gavėjų įtakos ir ryšių su Perkančiuoju subjektu; Tiekėjo, jį kontroliuojančių asmenų nusikalstama veika arba ikiteisminiai tyrimai, vykstantys teismo procesai dėl nusikalstamos veikos; Tiekėjo (ne) taikomos priemonės korupcijos rizikai valdyti, pinigų plovimo ir teroristų finansavimo prevencijai užtikrinti; Tiekėjo akcininkų, dalininkų, dalyvių, vadovų ar kolegialių ir (ar) valdymo organų reputacija.</w:t>
       </w:r>
     </w:p>
     <w:p>

--- a/PP-salygos/templates/MVP_LT_SPS.docx
+++ b/PP-salygos/templates/MVP_LT_SPS.docx
@@ -2442,7 +2442,7 @@
           <w:sz w:val="20"/>
           <w:szCs w:val="20"/>
         </w:rPr>
-        <w:t>bus prašoma pateikti tik iš Tiekėjo, kuris pagal sudarytą pasiūlymų eilę, pateikė ekonomiškai naudingiausią pasiūlymą.</w:t>
+        <w:t>bus prašoma pateikti tik iš Tiekėjo, kuris pagal sudarytą pasiūlymų eilę pateikė ekonomiškai naudingiausią pasiūlymą.</w:t>
       </w:r>
     </w:p>
     <w:p>
@@ -2576,7 +2576,7 @@
           <w:sz w:val="20"/>
           <w:szCs w:val="20"/>
         </w:rPr>
-        <w:t>, bus prašoma pateikti tik iš Tiekėjo, kuris pagal sudarytą pasiūlymų eilę, pateikė ekonomiškai naudingiausią pasiūlymą</w:t>
+        <w:t>, bus prašoma pateikti tik iš Tiekėjo, kuris pagal sudarytą pasiūlymų eilę pateikė ekonomiškai naudingiausią pasiūlymą</w:t>
       </w:r>
       <w:r>
         <w:rPr>
@@ -8613,7 +8613,7 @@
                 <w:sz w:val="20"/>
                 <w:szCs w:val="20"/>
               </w:rPr>
-              <w:t xml:space="preserve">bus prašoma pateikti tik iš Tiekėjo, kuris pagal sudarytą pasiūlymų eilę, pateikė ekonomiškai naudingiausią pasiūlymą: Tiekėjo, jo Subtiekėjų, Tiekėjų grupės narių, Ūkio subjektų, kurių pajėgumais remiamasi, </w:t>
+              <w:t xml:space="preserve">bus prašoma pateikti tik iš Tiekėjo, kuris pagal sudarytą pasiūlymų eilę pateikė ekonomiškai naudingiausią pasiūlymą: Tiekėjo, jo Subtiekėjų, Tiekėjų grupės narių, Ūkio subjektų, kurių pajėgumais remiamasi, </w:t>
             </w:r>
             <w:r>
               <w:rPr>

--- a/PP-salygos/templates/MVP_LT_SPS.docx
+++ b/PP-salygos/templates/MVP_LT_SPS.docx
@@ -9250,7 +9250,7 @@
                 <w:sz w:val="20"/>
                 <w:szCs w:val="20"/>
               </w:rPr>
-              <w:t>Pirkime negali dalyvauti Tiekėjai, Subtiekėjai, Tiekėjų grupės nariai, Ūkio subjektai, kurių pajėgumais remiamasi, kuriems ar jų siūlomų prekių gamintojui, juos kontroliuojantiems juridiniams ir (ar) fiziniams asmenims taikomos Jungtinių Tautų saugumo tarybos, Europos Sąjungos, kitų tarptautinių organizacijų, kurių narė yra arba kuriose dalyvauja Lietuvos Respublika bei Jungtinių Amerikos Valstijų sankcijos (ribojamosios priemonės).</w:t>
+              <w:t>Pirkime negali dalyvauti Tiekėjai, Subtiekėjai, Tiekėjų grupės nariai, Ūkio subjektai, kurių pajėgumais remiamasi, kuriems ar jų siūlomų prekių gamintojui, juos kontroliuojantiems juridiniams ir (ar) fiziniams asmenims taikomos Jungtinių Tautų saugumo tarybos, Europos Sąjungos, kitų tarptautinių organizacijų, kurių narė yra arba kuriose dalyvauja Lietuvos Respublika, bei Jungtinių Amerikos Valstijų sankcijos (ribojamosios priemonės).</w:t>
             </w:r>
           </w:p>
         </w:tc>
@@ -9353,7 +9353,7 @@
                 <w:sz w:val="20"/>
                 <w:szCs w:val="20"/>
               </w:rPr>
-              <w:t>Pirkime negali dalyvauti Tiekėjai, Subtiekėjai, Tiekėjų grupės nariai, Ūkio subjektai, kurių pajėgumais remiamasi , kurie nėra registruoti (Tiekėjas, Tiekėjų grupės narys, Subtiekėjas, Ūkio subjektas, kurio pajėgumais remiamasi, Kvazisubtiekėjas, kuris yra fizinis asmuo – nuolat gyvenantis ar turintys pilietybę) Europos Sąjungos valstybėje narėje, Šiaurės Atlanto sutarties organizacijos valstybėje narėje ar trečiojoje šalyje, pasirašiusioje PĮ 29 straipsnio 4 dalyje nurodytus tarptautinius susitarimus.</w:t>
+              <w:t>Pirkime negali dalyvauti Tiekėjai, Subtiekėjai, Tiekėjų grupės nariai, Ūkio subjektai, kurių pajėgumais remiamasi , kurie nėra registruoti (jeigu Tiekėjas, Tiekėjų grupės narys, Subtiekėjas, Ūkio subjektas, kurio pajėgumais remiamasi, ar Kvazisubtiekėjas yra fizinis asmuo – nuolat gyvenantis ar turintis pilietybę) Europos Sąjungos valstybėje narėje, Šiaurės Atlanto sutarties organizacijos valstybėje narėje ar trečiojoje šalyje, pasirašiusioje PĮ 29 straipsnio 4 dalyje nurodytus tarptautinius susitarimus.</w:t>
             </w:r>
             <w:r>
               <w:rPr>

--- a/PP-salygos/templates/MVP_LT_SPS.docx
+++ b/PP-salygos/templates/MVP_LT_SPS.docx
@@ -5437,7 +5437,7 @@
           <w:szCs w:val="20"/>
           <w:highlight w:val="yellow"/>
         </w:rPr>
-        <w:t>SPS 6 priedo 2 priedėlį</w:t>
+        <w:t>SPS 5 priedo 2 priedėlį</w:t>
       </w:r>
       <w:r>
         <w:rPr>
@@ -13091,7 +13091,7 @@
           <w:sz w:val="20"/>
           <w:szCs w:val="20"/>
         </w:rPr>
-        <w:t xml:space="preserve">SPS 5 priedą </w:t>
+        <w:t xml:space="preserve">SPS 7 priedą </w:t>
       </w:r>
       <w:r>
         <w:rPr>
